--- a/docs/TODO-KHOTELS-EVOLUTION.docx
+++ b/docs/TODO-KHOTELS-EVOLUTION.docx
@@ -1149,42 +1149,393 @@
         <w:rPr>
           <w:b/>
         </w:rPr>
-        <w:t>K1 blocks everything.</w:t>
+        <w:t>K1 is complete — K2 is now unblocked and is next.</w:t>
       </w:r>
     </w:p>
     <w:p>
       <w:r>
-        <w:t xml:space="preserve">### K1 — Wire `MODEL_API_KEY` · ~15 min · </w:t>
+        <w:t xml:space="preserve">### K1 — Wire `MODEL_API_KEY` · ✅ </w:t>
       </w:r>
       <w:r>
         <w:rPr>
           <w:b/>
         </w:rPr>
-        <w:t>BLOCKER</w:t>
+        <w:t>DONE 2026-10-11</w:t>
       </w:r>
     </w:p>
     <w:p>
       <w:r>
-        <w:t>Retrieval is verified working (real Gemini embeddings, paraphrases retrieve, controls gated out at `score_threshold=0.55`). But the startup log still reads:</w:t>
-      </w:r>
-    </w:p>
-    <w:p>
-      <w:r>
-        <w:t>``` No model provider configured; public chat will return 503. ```</w:t>
-      </w:r>
-    </w:p>
-    <w:p>
-      <w:r>
-        <w:t xml:space="preserve">Set `MODEL_PROVIDER`, `MODEL_ID`, `MODEL_ALLOWED_IDS`, `MODEL_API_KEY` in `backend/.env`. </w:t>
+        <w:t xml:space="preserve">The same Gemini key used for embeddings also serves `gemini-2.5-flash`, so no second credential was needed. `backend/.env` now sets `MODEL_PROVIDER=gemini`, `MODEL_API_KEY`, `MODEL_ID=gemini-2.5-flash`, `MODEL_ALLOWED_IDS=["gemini-2.5-flash"]`. The startup line `No model provider configured; public chat will return 503` is </w:t>
       </w:r>
       <w:r>
         <w:rPr>
           <w:b/>
         </w:rPr>
-        <w:t>Done when:</w:t>
+        <w:t>gone</w:t>
       </w:r>
       <w:r>
-        <w:t xml:space="preserve"> a `POST /public/chat` returns a grounded answer with citations.</w:t>
+        <w:t>.</w:t>
+      </w:r>
+    </w:p>
+    <w:p>
+      <w:r>
+        <w:rPr>
+          <w:b/>
+        </w:rPr>
+        <w:t>Verified end to end via `POST /api/v1/public/chat`:</w:t>
+      </w:r>
+    </w:p>
+    <w:tbl>
+      <w:tblPr>
+        <w:tblStyle w:val="TableGrid"/>
+        <w:tblW w:type="auto" w:w="0"/>
+        <w:jc w:val="center"/>
+        <w:tblLook w:firstColumn="1" w:firstRow="1" w:lastColumn="0" w:lastRow="0" w:noHBand="0" w:noVBand="1" w:val="04A0"/>
+      </w:tblPr>
+      <w:tblGrid>
+        <w:gridCol w:w="4680"/>
+        <w:gridCol w:w="4680"/>
+      </w:tblGrid>
+      <w:tr>
+        <w:tc>
+          <w:tcPr>
+            <w:tcW w:type="dxa" w:w="4680"/>
+            <w:shd w:val="clear" w:fill="1F3864"/>
+          </w:tcPr>
+          <w:p>
+            <w:r>
+              <w:rPr>
+                <w:rFonts w:ascii="Calibri" w:hAnsi="Calibri"/>
+                <w:b/>
+                <w:color w:val="FFFFFF"/>
+                <w:sz w:val="20"/>
+              </w:rPr>
+            </w:r>
+            <w:r>
+              <w:rPr>
+                <w:rFonts w:ascii="Calibri" w:hAnsi="Calibri"/>
+                <w:b/>
+                <w:color w:val="FFFFFF"/>
+                <w:sz w:val="20"/>
+              </w:rPr>
+              <w:t>Probe</w:t>
+            </w:r>
+          </w:p>
+        </w:tc>
+        <w:tc>
+          <w:tcPr>
+            <w:tcW w:type="dxa" w:w="4680"/>
+            <w:shd w:val="clear" w:fill="1F3864"/>
+          </w:tcPr>
+          <w:p>
+            <w:r>
+              <w:rPr>
+                <w:rFonts w:ascii="Calibri" w:hAnsi="Calibri"/>
+                <w:b/>
+                <w:color w:val="FFFFFF"/>
+                <w:sz w:val="20"/>
+              </w:rPr>
+            </w:r>
+            <w:r>
+              <w:rPr>
+                <w:rFonts w:ascii="Calibri" w:hAnsi="Calibri"/>
+                <w:b/>
+                <w:color w:val="FFFFFF"/>
+                <w:sz w:val="20"/>
+              </w:rPr>
+              <w:t>Result</w:t>
+            </w:r>
+          </w:p>
+        </w:tc>
+      </w:tr>
+      <w:tr>
+        <w:tc>
+          <w:tcPr>
+            <w:tcW w:type="dxa" w:w="4680"/>
+          </w:tcPr>
+          <w:p>
+            <w:r>
+              <w:rPr>
+                <w:rFonts w:ascii="Calibri" w:hAnsi="Calibri"/>
+                <w:sz w:val="20"/>
+              </w:rPr>
+            </w:r>
+            <w:r>
+              <w:rPr>
+                <w:rFonts w:ascii="Calibri" w:hAnsi="Calibri"/>
+                <w:sz w:val="20"/>
+              </w:rPr>
+              <w:t>"staying with you next month… what would that cost?"</w:t>
+            </w:r>
+          </w:p>
+        </w:tc>
+        <w:tc>
+          <w:tcPr>
+            <w:tcW w:type="dxa" w:w="4680"/>
+          </w:tcPr>
+          <w:p>
+            <w:r>
+              <w:rPr>
+                <w:rFonts w:ascii="Calibri" w:hAnsi="Calibri"/>
+                <w:sz w:val="20"/>
+              </w:rPr>
+            </w:r>
+            <w:r>
+              <w:rPr>
+                <w:rFonts w:ascii="Calibri" w:hAnsi="Calibri"/>
+                <w:sz w:val="20"/>
+              </w:rPr>
+              <w:t xml:space="preserve">Correctly </w:t>
+            </w:r>
+            <w:r>
+              <w:rPr>
+                <w:rFonts w:ascii="Calibri" w:hAnsi="Calibri"/>
+                <w:b/>
+                <w:sz w:val="20"/>
+              </w:rPr>
+              <w:t>refused</w:t>
+            </w:r>
+            <w:r>
+              <w:rPr>
+                <w:rFonts w:ascii="Calibri" w:hAnsi="Calibri"/>
+                <w:sz w:val="20"/>
+              </w:rPr>
+              <w:t xml:space="preserve"> — KB holds Panthacloud pricing, not hotel pricing — and cited what it does have</w:t>
+            </w:r>
+          </w:p>
+        </w:tc>
+      </w:tr>
+      <w:tr>
+        <w:tc>
+          <w:tcPr>
+            <w:tcW w:type="dxa" w:w="4680"/>
+          </w:tcPr>
+          <w:p>
+            <w:r>
+              <w:rPr>
+                <w:rFonts w:ascii="Calibri" w:hAnsi="Calibri"/>
+                <w:sz w:val="20"/>
+              </w:rPr>
+            </w:r>
+            <w:r>
+              <w:rPr>
+                <w:rFonts w:ascii="Calibri" w:hAnsi="Calibri"/>
+                <w:sz w:val="20"/>
+              </w:rPr>
+              <w:t>Follow-up in same session: "the three plans you just mentioned?"</w:t>
+            </w:r>
+          </w:p>
+        </w:tc>
+        <w:tc>
+          <w:tcPr>
+            <w:tcW w:type="dxa" w:w="4680"/>
+          </w:tcPr>
+          <w:p>
+            <w:r>
+              <w:rPr>
+                <w:rFonts w:ascii="Calibri" w:hAnsi="Calibri"/>
+                <w:sz w:val="20"/>
+              </w:rPr>
+            </w:r>
+            <w:r>
+              <w:rPr>
+                <w:rFonts w:ascii="Calibri" w:hAnsi="Calibri"/>
+                <w:sz w:val="20"/>
+              </w:rPr>
+              <w:t>Recalled turn 1 correctly, cited all three with scores</w:t>
+            </w:r>
+          </w:p>
+        </w:tc>
+      </w:tr>
+      <w:tr>
+        <w:tc>
+          <w:tcPr>
+            <w:tcW w:type="dxa" w:w="4680"/>
+          </w:tcPr>
+          <w:p>
+            <w:r>
+              <w:rPr>
+                <w:rFonts w:ascii="Calibri" w:hAnsi="Calibri"/>
+                <w:sz w:val="20"/>
+              </w:rPr>
+            </w:r>
+            <w:r>
+              <w:rPr>
+                <w:rFonts w:ascii="Calibri" w:hAnsi="Calibri"/>
+                <w:sz w:val="20"/>
+              </w:rPr>
+              <w:t>"Does Panthacloud support real-time streaming, how does it avoid leaking styles?"</w:t>
+            </w:r>
+          </w:p>
+        </w:tc>
+        <w:tc>
+          <w:tcPr>
+            <w:tcW w:type="dxa" w:w="4680"/>
+          </w:tcPr>
+          <w:p>
+            <w:r>
+              <w:rPr>
+                <w:rFonts w:ascii="Calibri" w:hAnsi="Calibri"/>
+                <w:sz w:val="20"/>
+              </w:rPr>
+            </w:r>
+            <w:r>
+              <w:rPr>
+                <w:rFonts w:ascii="Calibri" w:hAnsi="Calibri"/>
+                <w:sz w:val="20"/>
+              </w:rPr>
+              <w:t>Answered from retrieval, top citation 0.6488</w:t>
+            </w:r>
+          </w:p>
+        </w:tc>
+      </w:tr>
+      <w:tr>
+        <w:tc>
+          <w:tcPr>
+            <w:tcW w:type="dxa" w:w="4680"/>
+          </w:tcPr>
+          <w:p>
+            <w:r>
+              <w:rPr>
+                <w:rFonts w:ascii="Calibri" w:hAnsi="Calibri"/>
+                <w:sz w:val="20"/>
+              </w:rPr>
+            </w:r>
+            <w:r>
+              <w:rPr>
+                <w:rFonts w:ascii="Calibri" w:hAnsi="Calibri"/>
+                <w:sz w:val="20"/>
+              </w:rPr>
+              <w:t>"What's the capital of France?"</w:t>
+            </w:r>
+          </w:p>
+        </w:tc>
+        <w:tc>
+          <w:tcPr>
+            <w:tcW w:type="dxa" w:w="4680"/>
+          </w:tcPr>
+          <w:p>
+            <w:r>
+              <w:rPr>
+                <w:rFonts w:ascii="Calibri" w:hAnsi="Calibri"/>
+                <w:sz w:val="20"/>
+              </w:rPr>
+            </w:r>
+            <w:r>
+              <w:rPr>
+                <w:rFonts w:ascii="Calibri" w:hAnsi="Calibri"/>
+                <w:sz w:val="20"/>
+              </w:rPr>
+              <w:t>Correctly refused, no fabrication</w:t>
+            </w:r>
+          </w:p>
+        </w:tc>
+      </w:tr>
+      <w:tr>
+        <w:tc>
+          <w:tcPr>
+            <w:tcW w:type="dxa" w:w="4680"/>
+          </w:tcPr>
+          <w:p>
+            <w:r>
+              <w:rPr>
+                <w:rFonts w:ascii="Calibri" w:hAnsi="Calibri"/>
+                <w:sz w:val="20"/>
+              </w:rPr>
+            </w:r>
+            <w:r>
+              <w:rPr>
+                <w:rFonts w:ascii="Calibri" w:hAnsi="Calibri"/>
+                <w:sz w:val="20"/>
+              </w:rPr>
+              <w:t>"Can you book me a table at 7pm for four?"</w:t>
+            </w:r>
+          </w:p>
+        </w:tc>
+        <w:tc>
+          <w:tcPr>
+            <w:tcW w:type="dxa" w:w="4680"/>
+          </w:tcPr>
+          <w:p>
+            <w:r>
+              <w:rPr>
+                <w:rFonts w:ascii="Calibri" w:hAnsi="Calibri"/>
+                <w:sz w:val="20"/>
+              </w:rPr>
+            </w:r>
+            <w:r>
+              <w:rPr>
+                <w:rFonts w:ascii="Calibri" w:hAnsi="Calibri"/>
+                <w:sz w:val="20"/>
+              </w:rPr>
+              <w:t>Correctly refused, offered front desk per tenant instructions</w:t>
+            </w:r>
+          </w:p>
+        </w:tc>
+      </w:tr>
+    </w:tbl>
+    <w:p>
+      <w:pPr>
+        <w:spacing w:after="40"/>
+      </w:pPr>
+    </w:p>
+    <w:p>
+      <w:r>
+        <w:rPr>
+          <w:b/>
+        </w:rPr>
+        <w:t>Dev bootstrap this required</w:t>
+      </w:r>
+      <w:r>
+        <w:t xml:space="preserve"> (repeat on any fresh database):</w:t>
+      </w:r>
+    </w:p>
+    <w:p>
+      <w:pPr>
+        <w:pStyle w:val="ListNumber"/>
+      </w:pPr>
+      <w:r>
+        <w:t>org → project (`panthacloud-frontend`) → knowledge base → seeded document</w:t>
+      </w:r>
+    </w:p>
+    <w:p>
+      <w:pPr>
+        <w:pStyle w:val="ListNumber"/>
+      </w:pPr>
+      <w:r>
+        <w:t>a `WebsiteIntegration` row, to get a `public_key`</w:t>
+      </w:r>
+    </w:p>
+    <w:p>
+      <w:pPr>
+        <w:pStyle w:val="ListNumber"/>
+      </w:pPr>
+      <w:r>
+        <w:t>an `AllowedOrigin` row (`http://localhost:3000`, `is_verified=true`) — **without it</w:t>
+      </w:r>
+    </w:p>
+    <w:p>
+      <w:r>
+        <w:t>`/public/chat` returns 403 "Unknown client key or unregistered origin"**</w:t>
+      </w:r>
+    </w:p>
+    <w:p>
+      <w:pPr>
+        <w:pStyle w:val="ListNumber"/>
+      </w:pPr>
+      <w:r>
+        <w:t>an `Assistant` row with `system_instructions` — the tenant-policy seam from §2</w:t>
+      </w:r>
+    </w:p>
+    <w:p>
+      <w:r>
+        <w:rPr>
+          <w:b/>
+        </w:rPr>
+        <w:t>Minor tuning note:</w:t>
+      </w:r>
+      <w:r>
+        <w:t xml:space="preserve"> refusals still return low-scoring citations (0.42–0.47) even though the model correctly ignores them. The runtime's internal retrieval threshold could be raised so citations are suppressed on refusal. Cosmetic; the behaviour is already correct.</w:t>
       </w:r>
     </w:p>
     <w:p>
@@ -1928,7 +2279,7 @@
     </w:p>
     <w:p>
       <w:r>
-        <w:t>*Created 2026-10-11. Item K1 supersedes the embeddings work completed in `TODO-DEMO-READINESS.md` §1.*</w:t>
+        <w:t>*Created 2026-10-11. K1 (embeddings provider) completed same day; see `TODO-DEMO-READINESS.md` §1 for the embeddings work it builds on.*</w:t>
       </w:r>
     </w:p>
     <w:sectPr>

--- a/docs/TODO-KHOTELS-EVOLUTION.docx
+++ b/docs/TODO-KHOTELS-EVOLUTION.docx
@@ -1149,7 +1149,7 @@
         <w:rPr>
           <w:b/>
         </w:rPr>
-        <w:t>K1 is complete — K2 is now unblocked and is next.</w:t>
+        <w:t>K1 and K2 complete — K3 is next (first real code).</w:t>
       </w:r>
     </w:p>
     <w:p>
@@ -1540,12 +1540,27 @@
     </w:p>
     <w:p>
       <w:r>
-        <w:t>### K2 — Write ADR-002 (short) · ~1h</w:t>
+        <w:t xml:space="preserve">### K2 — Write ADR-002 · ✅ </w:t>
+      </w:r>
+      <w:r>
+        <w:rPr>
+          <w:b/>
+        </w:rPr>
+        <w:t>DONE 2026-10-11</w:t>
       </w:r>
     </w:p>
     <w:p>
       <w:r>
-        <w:t>Per §1. Decision record only, no code.</w:t>
+        <w:t xml:space="preserve">Written as `docs/architecture/ADR-002-no-runtime-agent-loop.md`. Records the decision, the alternatives, and the revisit trigger. Cross-referenced from ADR-001 §4 and `CLAUDE.md` §5, both of which are </w:t>
+      </w:r>
+      <w:r>
+        <w:rPr>
+          <w:b/>
+        </w:rPr>
+        <w:t>upheld, not amended</w:t>
+      </w:r>
+      <w:r>
+        <w:t xml:space="preserve"> — no import rule was relaxed.</w:t>
       </w:r>
     </w:p>
     <w:p>

--- a/docs/TODO-KHOTELS-EVOLUTION.docx
+++ b/docs/TODO-KHOTELS-EVOLUTION.docx
@@ -30,7 +30,7 @@
         <w:t>Framing rule: evolve, do not rewrite.</w:t>
       </w:r>
       <w:r>
-        <w:t xml:space="preserve"> No reversal of ADR-001, no runtime agent loop, &gt; no new tool protocol, no import of `app/agents/` into `app/runtime/`. Every item below is &gt; additive and sits on an existing seam. &gt; &gt; Companions: `TODO-DEMO-READINESS.md` (embeddings, agent API, frontend slices) and &gt; `TODO-INTEGRATION.md` (the L0–L6 build plan — see §4 for what this document removes).</w:t>
+        <w:t xml:space="preserve"> No reversal of ADR-001, no runtime agent loop, &gt; no new tool protocol, no import of `app/agents/` into `app/runtime/`. Every item below is &gt; additive and sits on an existing seam. &gt; &gt; Companions: `TODO-DEMO-READINESS.md` (embeddings, agent API, frontend slices), &gt; `TODO-INTEGRATION.md` (the L0–L6 build plan — see §4 for what this document removes), &gt; and `standards-alignment.md` (position against OWASP LLM/Agentic Top 10 and NIST; gap G3 &gt; there — knowledge ingestion integrity — applies directly to this work).</w:t>
       </w:r>
     </w:p>
     <w:p>
@@ -1682,12 +1682,27 @@
     </w:p>
     <w:p>
       <w:r>
-        <w:t>### K7 — Runtime evals · ~1 day</w:t>
+        <w:t xml:space="preserve">### K7 — Runtime evals · ~1 day · 🔴 </w:t>
+      </w:r>
+      <w:r>
+        <w:rPr>
+          <w:b/>
+        </w:rPr>
+        <w:t>raised to G1 by the standards assessment</w:t>
       </w:r>
     </w:p>
     <w:p>
       <w:r>
-        <w:t xml:space="preserve">Closes gap #5 from the architecture assessment: `app/evals/` covers </w:t>
+        <w:t xml:space="preserve">Closes the only 🔴 </w:t>
+      </w:r>
+      <w:r>
+        <w:rPr>
+          <w:b/>
+        </w:rPr>
+        <w:t>assurance</w:t>
+      </w:r>
+      <w:r>
+        <w:t xml:space="preserve"> gap in `standards-alignment.md`. `app/evals/` covers </w:t>
       </w:r>
       <w:r>
         <w:rPr>
@@ -1696,7 +1711,32 @@
         <w:t>only</w:t>
       </w:r>
       <w:r>
-        <w:t xml:space="preserve"> `website_analyst` today. Add a case type for the runtime assistant — grounding and citation accuracy, refusal when retrieval is weak, and adherence to per-tenant `system_instructions`.</w:t>
+        <w:t xml:space="preserve"> `website_analyst` today, and the 9 existing cases are </w:t>
+      </w:r>
+      <w:r>
+        <w:rPr>
+          <w:b/>
+        </w:rPr>
+        <w:t>not referenced in `.github/workflows/ci.yml`</w:t>
+      </w:r>
+      <w:r>
+        <w:t xml:space="preserve"> — so they are not a gate.</w:t>
+      </w:r>
+    </w:p>
+    <w:p>
+      <w:r>
+        <w:t>NIST's March 2026 automated-benchmark work is expected to define how agent assurance is measured. K3–K7 are all guest-facing behaviour with no regression detection behind them.</w:t>
+      </w:r>
+    </w:p>
+    <w:p>
+      <w:r>
+        <w:t xml:space="preserve">Add a runtime case type: grounding and citation accuracy, refusal when retrieval is weak, and adherence to per-tenant `system_instructions`. </w:t>
+      </w:r>
+      <w:r>
+        <w:rPr>
+          <w:b/>
+        </w:rPr>
+        <w:t>Wire evals into CI as a gate.</w:t>
       </w:r>
     </w:p>
     <w:p>
@@ -2279,6 +2319,25 @@
         <w:pStyle w:val="ListBullet"/>
       </w:pPr>
       <w:r>
+        <w:rPr>
+          <w:b/>
+        </w:rPr>
+        <w:t>Knowledge ingestion integrity</w:t>
+      </w:r>
+      <w:r>
+        <w:t xml:space="preserve"> (`standards-alignment.md` G3): nothing verifies document</w:t>
+      </w:r>
+    </w:p>
+    <w:p>
+      <w:r>
+        <w:t>provenance. This got *worse* when Item 1 landed — under hash embeddings a poisoned document was only retrievable by keyword match; under real semantic embeddings it is retrievable by *meaning*. Every guest answer for K Hotels comes from that corpus. Worth deciding whether a document should require tenant confirmation before it becomes `READY`.</w:t>
+      </w:r>
+    </w:p>
+    <w:p>
+      <w:pPr>
+        <w:pStyle w:val="ListBullet"/>
+      </w:pPr>
+      <w:r>
         <w:t>Multi-tenant test coverage: K3–K5 all touch tenancy. Confirm the isolation tests cover the</w:t>
       </w:r>
     </w:p>

--- a/docs/TODO-KHOTELS-EVOLUTION.docx
+++ b/docs/TODO-KHOTELS-EVOLUTION.docx
@@ -180,7 +180,48 @@
         <w:t>Action:</w:t>
       </w:r>
       <w:r>
-        <w:t xml:space="preserve"> write `docs/architecture/ADR-002-runtime-loop-not-required.md`. Short. Its job is to stop the question being re-opened, and to name the trigger above.</w:t>
+        <w:t xml:space="preserve"> ~~write `docs/architecture/ADR-002-runtime-loop-not-required.md`~~ — </w:t>
+      </w:r>
+      <w:r>
+        <w:rPr>
+          <w:b/>
+        </w:rPr>
+        <w:t>done</w:t>
+      </w:r>
+      <w:r>
+        <w:t>, as `docs/architecture/ADR-002-no-runtime-agent-loop.md`. Short. Its job is to stop the question being re-opened, and to name the trigger above.</w:t>
+      </w:r>
+    </w:p>
+    <w:p>
+      <w:r>
+        <w:t xml:space="preserve">&gt; ⚠️ </w:t>
+      </w:r>
+      <w:r>
+        <w:rPr>
+          <w:b/>
+        </w:rPr>
+        <w:t>Amended by `ADR-003-runtime-skills.md` (2026-10-11).</w:t>
+      </w:r>
+      <w:r>
+        <w:t xml:space="preserve"> The reasoning above is correct for &gt; K Hotels and still holds — the default runtime path stays tool-less, an approval gate is a &gt; state machine, and the idle classifier is deterministic. But it foreclosed a requirement the &gt; brief now makes explicit: serving </w:t>
+      </w:r>
+      <w:r>
+        <w:rPr>
+          <w:b/>
+        </w:rPr>
+        <w:t>other domains</w:t>
+      </w:r>
+      <w:r>
+        <w:t xml:space="preserve">. Prose over a document corpus cannot &gt; express "read this account balance" or "book this appointment", because &gt; `runtime/assistant.py:88-99` caps tenant instructions at tone and domain detail. &gt; &gt; ADR-003 adds a per-domain skills registry and a routing step. </w:t>
+      </w:r>
+      <w:r>
+        <w:rPr>
+          <w:b/>
+        </w:rPr>
+        <w:t>K Hotels itself needs none &gt; of it</w:t>
+      </w:r>
+      <w:r>
+        <w:t xml:space="preserve"> — K1–K7 below are unaffected and proceed as written. The skills work is future-domain &gt; scope and is tracked in `TODO-INTEGRATION.md` L0/L1.</w:t>
       </w:r>
     </w:p>
     <w:p>
@@ -1866,14 +1907,29 @@
                 <w:b/>
                 <w:sz w:val="20"/>
               </w:rPr>
-              <w:t>Largely evaporates</w:t>
+              <w:t>No loop</w:t>
             </w:r>
             <w:r>
               <w:rPr>
                 <w:rFonts w:ascii="Calibri" w:hAnsi="Calibri"/>
                 <w:sz w:val="20"/>
               </w:rPr>
-              <w:t xml:space="preserve"> — no loop</w:t>
+              <w:t xml:space="preserve"> (ADR-002). But a runtime </w:t>
+            </w:r>
+            <w:r>
+              <w:rPr>
+                <w:rFonts w:ascii="Calibri" w:hAnsi="Calibri"/>
+                <w:b/>
+                <w:sz w:val="20"/>
+              </w:rPr>
+              <w:t>tool registry</w:t>
+            </w:r>
+            <w:r>
+              <w:rPr>
+                <w:rFonts w:ascii="Calibri" w:hAnsi="Calibri"/>
+                <w:sz w:val="20"/>
+              </w:rPr>
+              <w:t xml:space="preserve"> returns via ADR-003 — per-domain declarative skills bound to first-party executors, not a general tool protocol</w:t>
             </w:r>
           </w:p>
         </w:tc>
@@ -1931,7 +1987,7 @@
                 <w:rFonts w:ascii="Calibri" w:hAnsi="Calibri"/>
                 <w:sz w:val="20"/>
               </w:rPr>
-              <w:t xml:space="preserve"> — `system_instructions` + existing rate limits + existing budgets already are most of it. Becomes a thin bounds object, not a new model</w:t>
+              <w:t xml:space="preserve"> — `system_instructions` + rate limits + budgets already are most of it. ADR-003 moves the *capability* dimension into the skills registry, so L1 becomes bounds only (spend, idle threshold, autonomy tier)</w:t>
             </w:r>
           </w:p>
         </w:tc>
@@ -1982,14 +2038,14 @@
                 <w:b/>
                 <w:sz w:val="20"/>
               </w:rPr>
-              <w:t>Largely evaporates</w:t>
+              <w:t>Largely evaporates for K Hotels</w:t>
             </w:r>
             <w:r>
               <w:rPr>
                 <w:rFonts w:ascii="Calibri" w:hAnsi="Calibri"/>
                 <w:sz w:val="20"/>
               </w:rPr>
-              <w:t xml:space="preserve"> — with staff approving, staff take the lead</w:t>
+              <w:t xml:space="preserve"> — with staff approving, staff take the lead. Returns for later domains once ADR-003 skills exist</w:t>
             </w:r>
           </w:p>
         </w:tc>
@@ -2202,7 +2258,26 @@
         <w:t>A runtime agent loop.</w:t>
       </w:r>
       <w:r>
-        <w:t xml:space="preserve"> See §1.</w:t>
+        <w:t xml:space="preserve"> See §1. ADR-003 adds capabilities, not a loop.</w:t>
+      </w:r>
+    </w:p>
+    <w:p>
+      <w:pPr>
+        <w:pStyle w:val="ListBullet"/>
+      </w:pPr>
+      <w:r>
+        <w:rPr>
+          <w:b/>
+        </w:rPr>
+        <w:t>Runtime skills, for K Hotels.</w:t>
+      </w:r>
+      <w:r>
+        <w:t xml:space="preserve"> ADR-003 opens the seam for *later* domains. K Hotels is</w:t>
+      </w:r>
+    </w:p>
+    <w:p>
+      <w:r>
+        <w:t>served by retrieval + drafts + staff approval and needs no skill. Building an executor now would be scope creep — wait for a second tenant that actually needs one.</w:t>
       </w:r>
     </w:p>
     <w:p>

--- a/docs/TODO-KHOTELS-EVOLUTION.docx
+++ b/docs/TODO-KHOTELS-EVOLUTION.docx
@@ -1630,16 +1630,30 @@
     </w:p>
     <w:p>
       <w:r>
-        <w:t xml:space="preserve">`app/jobs/tasks.py` + a delayed/cron job on the existing ARQ worker (there is </w:t>
+        <w:t>`app/jobs/tasks.py` + a cron job on the existing ARQ worker. Deterministic, no LLM.</w:t>
+      </w:r>
+    </w:p>
+    <w:p>
+      <w:r>
+        <w:t xml:space="preserve">&gt; ✅ </w:t>
       </w:r>
       <w:r>
         <w:rPr>
           <w:b/>
         </w:rPr>
-        <w:t>no</w:t>
+        <w:t>The scheduler now exists.</w:t>
       </w:r>
       <w:r>
-        <w:t xml:space="preserve"> scheduler configured today — this is the new part). Deterministic, no LLM.</w:t>
+        <w:t xml:space="preserve"> `app/jobs/scheduler.py` plus `cron_jobs` on `WorkerSettings` &gt; (registered 2026-10-11, verified live: the worker logs `Starting worker for 3 functions`). &gt; The first cron is the knowledge reaper; K4 adds a second alongside it. `unique=True` on each, &gt; so several workers never run the same maintenance job concurrently. &gt; &gt; Note: </w:t>
+      </w:r>
+      <w:r>
+        <w:rPr>
+          <w:b/>
+        </w:rPr>
+        <w:t>arq 0.28.0 has a bug</w:t>
+      </w:r>
+      <w:r>
+        <w:t xml:space="preserve"> — `CronJob` is a dataclass with no field defaults, so all &gt; fourteen arguments must be passed explicitly. `worker.py` does that with a comment; a canary &gt; test in `tests/test_knowledge_reaper.py` will fail when arq fixes it, at which point the &gt; workaround can be collapsed.</w:t>
       </w:r>
     </w:p>
     <w:p>
